--- a/算法训练材料/PU-202C/PU-202C msds_EN Guanzhi.docx
+++ b/算法训练材料/PU-202C/PU-202C msds_EN Guanzhi.docx
@@ -1111,372 +1111,139 @@
             <w:right w:w="108" w:type="dxa"/>
           </w:tblCellMar>
         </w:tblPrEx>
-        <w:trPr>
-          <w:trHeight w:val="265" w:hRule="atLeast"/>
-        </w:trPr>
-        <w:tc>
-          <w:tcPr>
-            <w:tcW w:w="3519" w:type="dxa"/>
+        <w:tc>
+          <w:tcPr>
+            <w:tcW w:w="9795" w:type="dxa"/>
+            <w:gridSpan w:val="2"/>
+            <w:vAlign w:val="center"/>
             <w:tcBorders>
               <w:top w:val="dotted" w:color="auto" w:sz="4" w:space="0"/>
               <w:bottom w:val="dotted" w:color="auto" w:sz="4" w:space="0"/>
               <w:right w:val="dotted" w:color="auto" w:sz="4" w:space="0"/>
             </w:tcBorders>
-            <w:vAlign w:val="center"/>
-          </w:tcPr>
-          <w:p>
-            <w:pPr>
-              <w:keepNext w:val="0"/>
-              <w:keepLines w:val="0"/>
-              <w:pageBreakBefore w:val="0"/>
-              <w:widowControl w:val="0"/>
-              <w:numPr>
-                <w:ilvl w:val="1"/>
-                <w:numId w:val="0"/>
-              </w:numPr>
-              <w:kinsoku/>
-              <w:wordWrap/>
-              <w:overflowPunct/>
-              <w:topLinePunct w:val="0"/>
-              <w:autoSpaceDE/>
-              <w:autoSpaceDN/>
-              <w:bidi w:val="0"/>
-              <w:adjustRightInd/>
-              <w:snapToGrid/>
-              <w:spacing w:line="300" w:lineRule="auto"/>
-              <w:jc w:val="left"/>
-              <w:textAlignment w:val="auto"/>
-              <w:rPr>
-                <w:rFonts w:hint="eastAsia" w:hAnsi="Arial" w:cs="Arial"/>
-                <w:b/>
-                <w:bCs/>
-                <w:kern w:val="0"/>
-                <w:sz w:val="24"/>
-              </w:rPr>
-              <w:ind w:left="420" w:hanging="420"/>
-            </w:pPr>
-            <w:r>
-              <w:rPr>
-                <w:rFonts w:ascii="Arial" w:hAnsi="Arial" w:eastAsia="Arial" w:cs="Arial"/>
-                <w:b/>
-                <w:sz w:val="19"/>
-                <w:szCs w:val="19"/>
-              </w:rPr>
-              <w:t xml:space="preserve">2.1</w:t>
-              <w:tab/>
-            </w:r>
-            <w:r>
-              <w:rPr>
-                <w:rFonts w:ascii="Arial" w:hAnsi="Arial" w:eastAsia="Arial" w:cs="Arial"/>
-                <w:b/>
-                <w:sz w:val="19"/>
-                <w:szCs w:val="19"/>
-              </w:rPr>
-              <w:t xml:space="preserve">GHS Hazard Classification:</w:t>
-            </w:r>
-          </w:p>
-        </w:tc>
-        <w:tc>
-          <w:tcPr>
-            <w:tcW w:w="6276" w:type="dxa"/>
-            <w:tcBorders>
-              <w:top w:val="dotted" w:color="auto" w:sz="4" w:space="0"/>
-              <w:left w:val="dotted" w:color="auto" w:sz="4" w:space="0"/>
-              <w:bottom w:val="dotted" w:color="auto" w:sz="4" w:space="0"/>
-            </w:tcBorders>
-            <w:vAlign w:val="center"/>
-          </w:tcPr>
-          <w:p>
-            <w:pPr>
-              <w:keepNext w:val="0"/>
-              <w:keepLines w:val="0"/>
-              <w:pageBreakBefore w:val="0"/>
-              <w:widowControl w:val="0"/>
-              <w:kinsoku/>
-              <w:wordWrap/>
-              <w:overflowPunct/>
-              <w:topLinePunct w:val="0"/>
-              <w:autoSpaceDE/>
-              <w:autoSpaceDN/>
-              <w:bidi w:val="0"/>
-              <w:adjustRightInd/>
-              <w:snapToGrid/>
-              <w:spacing w:line="300" w:lineRule="auto"/>
-              <w:textAlignment w:val="auto"/>
-              <w:rPr>
-                <w:rFonts w:hint="eastAsia"/>
-                <w:sz w:val="24"/>
-                <w:szCs w:val="24"/>
-                <w:lang w:val="en-US" w:eastAsia="zh-CN"/>
-              </w:rPr>
-              <w:jc w:val="left"/>
-            </w:pPr>
-            <w:r>
-              <w:rPr>
-                <w:bCs w:val="0"/>
-                <w:lang w:val="en-US" w:eastAsia="zh-CN"/>
-                <w:rFonts w:ascii="Arial" w:hAnsi="Arial" w:eastAsia="Arial" w:cs="Arial"/>
-                <w:sz w:val="19"/>
-                <w:szCs w:val="19"/>
-              </w:rPr>
-              <w:t>Acute toxicity, Inhalation (Category 4), H332</w:t>
-              <w:br/>
-              <w:t>Skin corrosion/irritation (Category 3), H316</w:t>
-              <w:br/>
-              <w:t>Serious eye damage/eye irritation (Category 2B), H320</w:t>
-              <w:br/>
-              <w:t>Reproductive toxicity (Category 1B), H360</w:t>
-              <w:br/>
-              <w:t>Specific target organ toxicity - single exposure (Category 1), H370</w:t>
-              <w:br/>
-              <w:t>Specific target organ toxicity - repeated exposure (Category 2), H373</w:t>
-            </w:r>
-          </w:p>
-        </w:tc>
-      </w:tr>
-      <w:tr>
-        <w:tblPrEx>
-          <w:tblBorders>
-            <w:top w:val="single" w:color="auto" w:sz="4" w:space="0"/>
-            <w:left w:val="single" w:color="auto" w:sz="4" w:space="0"/>
-            <w:bottom w:val="single" w:color="auto" w:sz="4" w:space="0"/>
-            <w:right w:val="single" w:color="auto" w:sz="4" w:space="0"/>
-            <w:insideH w:val="none" w:color="auto" w:sz="0" w:space="0"/>
-            <w:insideV w:val="none" w:color="auto" w:sz="0" w:space="0"/>
-          </w:tblBorders>
-          <w:tblCellMar>
-            <w:top w:w="0" w:type="dxa"/>
-            <w:left w:w="108" w:type="dxa"/>
-            <w:bottom w:w="0" w:type="dxa"/>
-            <w:right w:w="108" w:type="dxa"/>
-          </w:tblCellMar>
-        </w:tblPrEx>
-        <w:trPr>
-          <w:trHeight w:val="353" w:hRule="atLeast"/>
-        </w:trPr>
-        <w:tc>
-          <w:tcPr>
-            <w:tcW w:w="3519" w:type="dxa"/>
-            <w:tcBorders>
-              <w:top w:val="dotted" w:color="auto" w:sz="4" w:space="0"/>
-              <w:bottom w:val="dotted" w:color="auto" w:sz="4" w:space="0"/>
-              <w:right w:val="dotted" w:color="auto" w:sz="4" w:space="0"/>
-            </w:tcBorders>
-            <w:vAlign w:val="center"/>
-          </w:tcPr>
-          <w:p>
-            <w:pPr>
-              <w:keepNext w:val="0"/>
-              <w:keepLines w:val="0"/>
-              <w:pageBreakBefore w:val="0"/>
-              <w:widowControl w:val="0"/>
-              <w:numPr>
-                <w:ilvl w:val="1"/>
-                <w:numId w:val="0"/>
-              </w:numPr>
-              <w:kinsoku/>
-              <w:wordWrap/>
-              <w:overflowPunct/>
-              <w:topLinePunct w:val="0"/>
-              <w:autoSpaceDE/>
-              <w:autoSpaceDN/>
-              <w:bidi w:val="0"/>
-              <w:adjustRightInd/>
-              <w:snapToGrid/>
-              <w:spacing w:line="300" w:lineRule="auto"/>
-              <w:jc w:val="left"/>
-              <w:textAlignment w:val="auto"/>
-              <w:rPr>
-                <w:rFonts w:hint="eastAsia" w:hAnsi="Arial" w:cs="Arial"/>
-                <w:b/>
-                <w:bCs/>
-                <w:kern w:val="0"/>
-                <w:sz w:val="24"/>
-              </w:rPr>
-              <w:ind w:left="420" w:hanging="420"/>
-            </w:pPr>
-            <w:r>
-              <w:rPr>
-                <w:rFonts w:ascii="Arial" w:hAnsi="Arial" w:eastAsia="Arial" w:cs="Arial"/>
-                <w:b/>
-                <w:sz w:val="19"/>
-                <w:szCs w:val="19"/>
-              </w:rPr>
-              <w:t xml:space="preserve">2.2</w:t>
-              <w:tab/>
-            </w:r>
-            <w:r>
-              <w:rPr>
-                <w:rFonts w:ascii="Arial" w:hAnsi="Arial" w:eastAsia="Arial" w:cs="Arial"/>
-                <w:b/>
-                <w:sz w:val="19"/>
-                <w:szCs w:val="19"/>
-              </w:rPr>
-              <w:t xml:space="preserve">GHS Label Elements:</w:t>
-            </w:r>
-          </w:p>
-        </w:tc>
-        <w:tc>
-          <w:tcPr>
-            <w:tcW w:w="6276" w:type="dxa"/>
-            <w:tcBorders>
-              <w:top w:val="dotted" w:color="auto" w:sz="4" w:space="0"/>
-              <w:left w:val="dotted" w:color="auto" w:sz="4" w:space="0"/>
-              <w:bottom w:val="dotted" w:color="auto" w:sz="4" w:space="0"/>
-            </w:tcBorders>
-            <w:vAlign w:val="center"/>
-          </w:tcPr>
-          <w:p>
-            <w:pPr>
-              <w:keepNext w:val="0"/>
-              <w:keepLines w:val="0"/>
-              <w:pageBreakBefore w:val="0"/>
-              <w:widowControl w:val="0"/>
-              <w:kinsoku/>
-              <w:wordWrap/>
-              <w:overflowPunct/>
-              <w:topLinePunct w:val="0"/>
-              <w:autoSpaceDE/>
-              <w:autoSpaceDN/>
-              <w:bidi w:val="0"/>
-              <w:adjustRightInd/>
-              <w:snapToGrid/>
-              <w:spacing w:line="300" w:lineRule="auto"/>
-              <w:textAlignment w:val="auto"/>
-              <w:rPr>
-                <w:rFonts w:hint="eastAsia"/>
-                <w:sz w:val="24"/>
-                <w:szCs w:val="24"/>
-                <w:lang w:val="en-US" w:eastAsia="zh-CN"/>
-              </w:rPr>
-              <w:jc w:val="left"/>
-            </w:pPr>
-            <w:r>
-              <w:rPr>
-                <w:bCs w:val="0"/>
-                <w:lang w:val="en-US" w:eastAsia="zh-CN"/>
-                <w:rFonts w:ascii="Arial" w:hAnsi="Arial" w:eastAsia="Arial" w:cs="Arial"/>
-                <w:sz w:val="19"/>
-                <w:szCs w:val="19"/>
-              </w:rPr>
-              <w:t/>
-            </w:r>
-          </w:p>
-        </w:tc>
-      </w:tr>
-      <w:tr>
-        <w:tblPrEx>
-          <w:tblBorders>
-            <w:top w:val="single" w:color="auto" w:sz="4" w:space="0"/>
-            <w:left w:val="single" w:color="auto" w:sz="4" w:space="0"/>
-            <w:bottom w:val="single" w:color="auto" w:sz="4" w:space="0"/>
-            <w:right w:val="single" w:color="auto" w:sz="4" w:space="0"/>
-            <w:insideH w:val="none" w:color="auto" w:sz="0" w:space="0"/>
-            <w:insideV w:val="none" w:color="auto" w:sz="0" w:space="0"/>
-          </w:tblBorders>
-          <w:tblCellMar>
-            <w:top w:w="0" w:type="dxa"/>
-            <w:left w:w="108" w:type="dxa"/>
-            <w:bottom w:w="0" w:type="dxa"/>
-            <w:right w:w="108" w:type="dxa"/>
-          </w:tblCellMar>
-        </w:tblPrEx>
-        <w:trPr>
-          <w:trHeight w:val="265" w:hRule="atLeast"/>
-        </w:trPr>
-        <w:tc>
-          <w:tcPr>
-            <w:tcW w:w="3519" w:type="dxa"/>
-            <w:tcBorders>
-              <w:top w:val="dotted" w:color="auto" w:sz="4" w:space="0"/>
-              <w:bottom w:val="dotted" w:color="auto" w:sz="4" w:space="0"/>
-              <w:right w:val="dotted" w:color="auto" w:sz="4" w:space="0"/>
-            </w:tcBorders>
-            <w:vAlign w:val="center"/>
-          </w:tcPr>
-          <w:p>
-            <w:pPr>
-              <w:keepNext w:val="0"/>
-              <w:keepLines w:val="0"/>
-              <w:pageBreakBefore w:val="0"/>
-              <w:widowControl w:val="0"/>
-              <w:numPr>
-                <w:ilvl w:val="1"/>
-                <w:numId w:val="0"/>
-              </w:numPr>
-              <w:kinsoku/>
-              <w:wordWrap/>
-              <w:overflowPunct/>
-              <w:topLinePunct w:val="0"/>
-              <w:autoSpaceDE/>
-              <w:autoSpaceDN/>
-              <w:bidi w:val="0"/>
-              <w:adjustRightInd/>
-              <w:snapToGrid/>
-              <w:spacing w:line="300" w:lineRule="auto"/>
-              <w:jc w:val="left"/>
-              <w:textAlignment w:val="auto"/>
-              <w:rPr>
-                <w:rFonts w:hint="eastAsia" w:hAnsi="Arial" w:cs="Arial"/>
-                <w:b/>
-                <w:bCs/>
-                <w:kern w:val="0"/>
-                <w:sz w:val="24"/>
-              </w:rPr>
-              <w:ind w:left="420"/>
-            </w:pPr>
-            <w:r>
-              <w:rPr>
-                <w:rFonts w:ascii="Arial" w:hAnsi="Arial" w:eastAsia="Arial" w:cs="Arial"/>
-                <w:b/>
-                <w:sz w:val="19"/>
-                <w:szCs w:val="19"/>
-              </w:rPr>
-              <w:t xml:space="preserve">GHS Pictograms:</w:t>
-            </w:r>
-          </w:p>
-        </w:tc>
-        <w:tc>
-          <w:tcPr>
-            <w:tcW w:w="6276" w:type="dxa"/>
-            <w:tcBorders>
-              <w:top w:val="dotted" w:color="auto" w:sz="4" w:space="0"/>
-              <w:left w:val="dotted" w:color="auto" w:sz="4" w:space="0"/>
-              <w:bottom w:val="dotted" w:color="auto" w:sz="4" w:space="0"/>
-            </w:tcBorders>
-            <w:vAlign w:val="center"/>
-          </w:tcPr>
-          <w:p>
-            <w:pPr>
-              <w:keepNext w:val="0"/>
-              <w:keepLines w:val="0"/>
-              <w:pageBreakBefore w:val="0"/>
-              <w:widowControl w:val="0"/>
-              <w:kinsoku/>
-              <w:wordWrap/>
-              <w:overflowPunct/>
-              <w:topLinePunct w:val="0"/>
-              <w:autoSpaceDE/>
-              <w:autoSpaceDN/>
-              <w:bidi w:val="0"/>
-              <w:adjustRightInd/>
-              <w:snapToGrid/>
-              <w:spacing w:line="300" w:lineRule="auto"/>
-              <w:textAlignment w:val="auto"/>
-              <w:rPr>
-                <w:rFonts w:hint="default"/>
-                <w:sz w:val="24"/>
-                <w:szCs w:val="24"/>
-                <w:lang w:val="en-US" w:eastAsia="zh-CN"/>
-              </w:rPr>
-              <w:jc w:val="left"/>
-            </w:pPr>
-            <w:r>
-              <w:rPr>
-                <w:rFonts w:ascii="Arial" w:hAnsi="Arial" w:eastAsia="Arial" w:cs="Arial"/>
-                <w:sz w:val="19"/>
-                <w:szCs w:val="19"/>
-              </w:rPr>
+          </w:tcPr>
+          <w:p>
+            <w:pPr>
+              <w:spacing w:line="300" w:lineRule="auto"/>
+            </w:pPr>
+            <w:r>
+              <w:rPr>
+                <w:rFonts w:ascii="Arial" w:hAnsi="Arial"/>
+                <w:sz w:val="19"/>
+                <w:b/>
+              </w:rPr>
+              <w:t xml:space="preserve">2.1 Classification of the substance or mixture:</w:t>
+            </w:r>
+          </w:p>
+          <w:p>
+            <w:pPr>
+              <w:spacing w:line="300" w:lineRule="auto"/>
+              <w:ind w:left="480"/>
+            </w:pPr>
+            <w:r>
+              <w:rPr>
+                <w:rFonts w:ascii="Arial" w:hAnsi="Arial"/>
+                <w:sz w:val="19"/>
+              </w:rPr>
+              <w:t xml:space="preserve">Acute toxicity, Inhalation (Category 4), H332</w:t>
+            </w:r>
+          </w:p>
+          <w:p>
+            <w:pPr>
+              <w:spacing w:line="300" w:lineRule="auto"/>
+              <w:ind w:left="480"/>
+            </w:pPr>
+            <w:r>
+              <w:rPr>
+                <w:rFonts w:ascii="Arial" w:hAnsi="Arial"/>
+                <w:sz w:val="19"/>
+              </w:rPr>
+              <w:t xml:space="preserve">Skin corrosion/irritation (Category 3), H316</w:t>
+            </w:r>
+          </w:p>
+          <w:p>
+            <w:pPr>
+              <w:spacing w:line="300" w:lineRule="auto"/>
+              <w:ind w:left="480"/>
+            </w:pPr>
+            <w:r>
+              <w:rPr>
+                <w:rFonts w:ascii="Arial" w:hAnsi="Arial"/>
+                <w:sz w:val="19"/>
+              </w:rPr>
+              <w:t xml:space="preserve">Serious eye damage/eye irritation (Category 2B), H320</w:t>
+            </w:r>
+          </w:p>
+          <w:p>
+            <w:pPr>
+              <w:spacing w:line="300" w:lineRule="auto"/>
+              <w:ind w:left="480"/>
+            </w:pPr>
+            <w:r>
+              <w:rPr>
+                <w:rFonts w:ascii="Arial" w:hAnsi="Arial"/>
+                <w:sz w:val="19"/>
+              </w:rPr>
+              <w:t xml:space="preserve">Reproductive toxicity (Category 1B), H360</w:t>
+            </w:r>
+          </w:p>
+          <w:p>
+            <w:pPr>
+              <w:spacing w:line="300" w:lineRule="auto"/>
+              <w:ind w:left="480"/>
+            </w:pPr>
+            <w:r>
+              <w:rPr>
+                <w:rFonts w:ascii="Arial" w:hAnsi="Arial"/>
+                <w:sz w:val="19"/>
+              </w:rPr>
+              <w:t xml:space="preserve">Specific target organ toxicity - single exposure (Category 1), H370</w:t>
+            </w:r>
+          </w:p>
+          <w:p>
+            <w:pPr>
+              <w:spacing w:line="300" w:lineRule="auto"/>
+              <w:ind w:left="480"/>
+            </w:pPr>
+            <w:r>
+              <w:rPr>
+                <w:rFonts w:ascii="Arial" w:hAnsi="Arial"/>
+                <w:sz w:val="19"/>
+              </w:rPr>
+              <w:t xml:space="preserve">Specific target organ toxicity - repeated exposure (Category 2), H373</w:t>
+            </w:r>
+          </w:p>
+          <w:p>
+            <w:pPr>
+              <w:spacing w:line="300" w:lineRule="auto"/>
+            </w:pPr>
+            <w:r>
+              <w:rPr>
+                <w:rFonts w:ascii="Arial" w:hAnsi="Arial"/>
+                <w:sz w:val="19"/>
+                <w:b/>
+              </w:rPr>
+              <w:t xml:space="preserve">2.2 GHS Label Elements:</w:t>
+            </w:r>
+          </w:p>
+          <w:p>
+            <w:pPr>
+              <w:spacing w:line="300" w:lineRule="auto"/>
+            </w:pPr>
+            <w:r>
+              <w:rPr>
+                <w:rFonts w:ascii="Arial" w:hAnsi="Arial"/>
+                <w:sz w:val="19"/>
+                <w:b/>
+              </w:rPr>
+              <w:t xml:space="preserve">GHS pictograms:</w:t>
+            </w:r>
+          </w:p>
+          <w:p>
+            <w:pPr>
+              <w:jc w:val="center"/>
+            </w:pPr>
+            <w:r>
               <w:drawing>
                 <wp:inline distT="0" distB="0" distL="114300" distR="114300">
                   <wp:extent cx="1080135" cy="1035050"/>
@@ -1516,11 +1283,6 @@
               </w:drawing>
             </w:r>
             <w:r>
-              <w:rPr>
-                <w:rFonts w:ascii="Arial" w:hAnsi="Arial" w:eastAsia="Arial" w:cs="Arial"/>
-                <w:sz w:val="19"/>
-                <w:szCs w:val="19"/>
-              </w:rPr>
               <w:drawing>
                 <wp:inline distT="0" distB="0" distL="114300" distR="114300">
                   <wp:extent cx="1080135" cy="1028065"/>
@@ -1560,732 +1322,386 @@
               </w:drawing>
             </w:r>
           </w:p>
-        </w:tc>
-      </w:tr>
-      <w:tr>
-        <w:tblPrEx>
-          <w:tblBorders>
-            <w:top w:val="single" w:color="auto" w:sz="4" w:space="0"/>
-            <w:left w:val="single" w:color="auto" w:sz="4" w:space="0"/>
-            <w:bottom w:val="single" w:color="auto" w:sz="4" w:space="0"/>
-            <w:right w:val="single" w:color="auto" w:sz="4" w:space="0"/>
-            <w:insideH w:val="none" w:color="auto" w:sz="0" w:space="0"/>
-            <w:insideV w:val="none" w:color="auto" w:sz="0" w:space="0"/>
-          </w:tblBorders>
-          <w:tblCellMar>
-            <w:top w:w="0" w:type="dxa"/>
-            <w:left w:w="108" w:type="dxa"/>
-            <w:bottom w:w="0" w:type="dxa"/>
-            <w:right w:w="108" w:type="dxa"/>
-          </w:tblCellMar>
-        </w:tblPrEx>
-        <w:trPr>
-          <w:trHeight w:val="265" w:hRule="atLeast"/>
-        </w:trPr>
-        <w:tc>
-          <w:tcPr>
-            <w:tcW w:w="3519" w:type="dxa"/>
-            <w:tcBorders>
-              <w:top w:val="dotted" w:color="auto" w:sz="4" w:space="0"/>
-              <w:bottom w:val="dotted" w:color="auto" w:sz="4" w:space="0"/>
-              <w:right w:val="dotted" w:color="auto" w:sz="4" w:space="0"/>
-            </w:tcBorders>
-            <w:vAlign w:val="center"/>
-          </w:tcPr>
-          <w:p>
-            <w:pPr>
-              <w:keepNext w:val="0"/>
-              <w:keepLines w:val="0"/>
-              <w:pageBreakBefore w:val="0"/>
-              <w:widowControl w:val="0"/>
-              <w:numPr>
-                <w:ilvl w:val="1"/>
-                <w:numId w:val="0"/>
-              </w:numPr>
-              <w:kinsoku/>
-              <w:wordWrap/>
-              <w:overflowPunct/>
-              <w:topLinePunct w:val="0"/>
-              <w:autoSpaceDE/>
-              <w:autoSpaceDN/>
-              <w:bidi w:val="0"/>
-              <w:adjustRightInd/>
-              <w:snapToGrid/>
-              <w:spacing w:line="300" w:lineRule="auto"/>
-              <w:jc w:val="left"/>
-              <w:textAlignment w:val="auto"/>
-              <w:rPr>
-                <w:rFonts w:hint="eastAsia" w:hAnsi="Arial" w:cs="Arial"/>
-                <w:b/>
-                <w:bCs/>
-                <w:kern w:val="0"/>
-                <w:sz w:val="24"/>
-              </w:rPr>
-              <w:ind w:left="420" w:hanging="420"/>
-            </w:pPr>
-            <w:r>
-              <w:rPr>
-                <w:rFonts w:ascii="Arial" w:hAnsi="Arial" w:eastAsia="Arial" w:cs="Arial"/>
-                <w:b/>
-                <w:sz w:val="19"/>
-                <w:szCs w:val="19"/>
-              </w:rPr>
-              <w:t xml:space="preserve">2.3</w:t>
-              <w:tab/>
-            </w:r>
-            <w:r>
-              <w:rPr>
-                <w:rFonts w:ascii="Arial" w:hAnsi="Arial" w:eastAsia="Arial" w:cs="Arial"/>
-                <w:b/>
-                <w:sz w:val="19"/>
-                <w:szCs w:val="19"/>
-              </w:rPr>
-              <w:t xml:space="preserve">Signal Word:</w:t>
-            </w:r>
-          </w:p>
-        </w:tc>
-        <w:tc>
-          <w:tcPr>
-            <w:tcW w:w="6276" w:type="dxa"/>
-            <w:tcBorders>
-              <w:top w:val="dotted" w:color="auto" w:sz="4" w:space="0"/>
-              <w:left w:val="dotted" w:color="auto" w:sz="4" w:space="0"/>
-              <w:bottom w:val="dotted" w:color="auto" w:sz="4" w:space="0"/>
-            </w:tcBorders>
-            <w:vAlign w:val="center"/>
-          </w:tcPr>
-          <w:p>
-            <w:pPr>
-              <w:keepNext w:val="0"/>
-              <w:keepLines w:val="0"/>
-              <w:pageBreakBefore w:val="0"/>
-              <w:widowControl w:val="0"/>
-              <w:kinsoku/>
-              <w:wordWrap/>
-              <w:overflowPunct/>
-              <w:topLinePunct w:val="0"/>
-              <w:autoSpaceDE/>
-              <w:autoSpaceDN/>
-              <w:bidi w:val="0"/>
-              <w:adjustRightInd/>
-              <w:snapToGrid/>
-              <w:spacing w:line="300" w:lineRule="auto"/>
-              <w:textAlignment w:val="auto"/>
-              <w:rPr>
-                <w:rFonts w:hint="default"/>
-                <w:sz w:val="24"/>
-                <w:szCs w:val="24"/>
-                <w:lang w:val="en-US" w:eastAsia="zh-CN"/>
-              </w:rPr>
-              <w:jc w:val="left"/>
-            </w:pPr>
-            <w:r>
-              <w:rPr>
-                <w:bCs w:val="0"/>
-                <w:lang w:val="en-US" w:eastAsia="zh-CN"/>
-                <w:rFonts w:ascii="Arial" w:hAnsi="Arial" w:eastAsia="Arial" w:cs="Arial"/>
-                <w:sz w:val="19"/>
-                <w:szCs w:val="19"/>
-              </w:rPr>
-              <w:t>Danger</w:t>
-            </w:r>
-          </w:p>
-        </w:tc>
-      </w:tr>
-      <w:tr>
-        <w:tblPrEx>
-          <w:tblBorders>
-            <w:top w:val="single" w:color="auto" w:sz="4" w:space="0"/>
-            <w:left w:val="single" w:color="auto" w:sz="4" w:space="0"/>
-            <w:bottom w:val="single" w:color="auto" w:sz="4" w:space="0"/>
-            <w:right w:val="single" w:color="auto" w:sz="4" w:space="0"/>
-            <w:insideH w:val="none" w:color="auto" w:sz="0" w:space="0"/>
-            <w:insideV w:val="none" w:color="auto" w:sz="0" w:space="0"/>
-          </w:tblBorders>
-          <w:tblCellMar>
-            <w:top w:w="0" w:type="dxa"/>
-            <w:left w:w="108" w:type="dxa"/>
-            <w:bottom w:w="0" w:type="dxa"/>
-            <w:right w:w="108" w:type="dxa"/>
-          </w:tblCellMar>
-        </w:tblPrEx>
-        <w:trPr>
-          <w:trHeight w:val="265" w:hRule="atLeast"/>
-        </w:trPr>
-        <w:tc>
-          <w:tcPr>
-            <w:tcW w:w="3519" w:type="dxa"/>
-            <w:tcBorders>
-              <w:top w:val="dotted" w:color="auto" w:sz="4" w:space="0"/>
-              <w:bottom w:val="dotted" w:color="auto" w:sz="4" w:space="0"/>
-              <w:right w:val="dotted" w:color="auto" w:sz="4" w:space="0"/>
-            </w:tcBorders>
-            <w:vAlign w:val="center"/>
-          </w:tcPr>
-          <w:p>
-            <w:pPr>
-              <w:keepNext w:val="0"/>
-              <w:keepLines w:val="0"/>
-              <w:pageBreakBefore w:val="0"/>
-              <w:widowControl w:val="0"/>
-              <w:numPr>
-                <w:ilvl w:val="1"/>
-                <w:numId w:val="0"/>
-              </w:numPr>
-              <w:kinsoku/>
-              <w:wordWrap/>
-              <w:overflowPunct/>
-              <w:topLinePunct w:val="0"/>
-              <w:autoSpaceDE/>
-              <w:autoSpaceDN/>
-              <w:bidi w:val="0"/>
-              <w:adjustRightInd/>
-              <w:snapToGrid/>
-              <w:spacing w:line="300" w:lineRule="auto"/>
-              <w:jc w:val="left"/>
-              <w:textAlignment w:val="auto"/>
-              <w:rPr>
-                <w:rFonts w:hint="eastAsia" w:hAnsi="Arial" w:cs="Arial"/>
-                <w:b/>
-                <w:bCs/>
-                <w:kern w:val="0"/>
-                <w:sz w:val="24"/>
-              </w:rPr>
-              <w:ind w:left="420" w:hanging="420"/>
-            </w:pPr>
-            <w:r>
-              <w:rPr>
-                <w:rFonts w:ascii="Arial" w:hAnsi="Arial" w:eastAsia="Arial" w:cs="Arial"/>
-                <w:b/>
-                <w:sz w:val="19"/>
-                <w:szCs w:val="19"/>
-              </w:rPr>
-              <w:t xml:space="preserve">2.4</w:t>
-              <w:tab/>
-            </w:r>
-            <w:r>
-              <w:rPr>
-                <w:rFonts w:ascii="Arial" w:hAnsi="Arial" w:eastAsia="Arial" w:cs="Arial"/>
-                <w:b/>
-                <w:sz w:val="19"/>
-                <w:szCs w:val="19"/>
-              </w:rPr>
-              <w:t xml:space="preserve">Hazard Statements:</w:t>
-            </w:r>
-          </w:p>
-        </w:tc>
-        <w:tc>
-          <w:tcPr>
-            <w:tcW w:w="6276" w:type="dxa"/>
-            <w:tcBorders>
-              <w:top w:val="dotted" w:color="auto" w:sz="4" w:space="0"/>
-              <w:left w:val="dotted" w:color="auto" w:sz="4" w:space="0"/>
-              <w:bottom w:val="dotted" w:color="auto" w:sz="4" w:space="0"/>
-            </w:tcBorders>
-            <w:vAlign w:val="center"/>
-          </w:tcPr>
-          <w:p>
-            <w:pPr>
-              <w:keepNext w:val="0"/>
-              <w:keepLines w:val="0"/>
-              <w:pageBreakBefore w:val="0"/>
-              <w:widowControl w:val="0"/>
-              <w:kinsoku/>
-              <w:wordWrap/>
-              <w:overflowPunct/>
-              <w:topLinePunct w:val="0"/>
-              <w:autoSpaceDE/>
-              <w:autoSpaceDN/>
-              <w:bidi w:val="0"/>
-              <w:adjustRightInd/>
-              <w:snapToGrid/>
-              <w:spacing w:line="300" w:lineRule="auto"/>
-              <w:textAlignment w:val="auto"/>
-              <w:rPr>
-                <w:rFonts w:hint="eastAsia"/>
-                <w:sz w:val="24"/>
-                <w:szCs w:val="24"/>
-                <w:lang w:val="en-US" w:eastAsia="zh-CN"/>
-              </w:rPr>
-              <w:jc w:val="left"/>
-            </w:pPr>
-            <w:r>
-              <w:rPr>
-                <w:bCs w:val="0"/>
-                <w:lang w:val="en-US" w:eastAsia="zh-CN"/>
-                <w:rFonts w:ascii="Arial" w:hAnsi="Arial" w:eastAsia="Arial" w:cs="Arial"/>
-                <w:sz w:val="19"/>
-                <w:szCs w:val="19"/>
-              </w:rPr>
-              <w:t>H316: Causes mild skin irritation.</w:t>
-              <w:br/>
-              <w:t>H320: Causes eye irritation.</w:t>
-              <w:br/>
-              <w:t>H332: Harmful if inhaled.</w:t>
-              <w:br/>
-              <w:t>H360: May damage the unborn child.</w:t>
-              <w:br/>
-              <w:t>H370: Causes damage to organs.</w:t>
-              <w:br/>
-              <w:t>H373: May cause damage to organs through prolonged or repeated exposure.</w:t>
-            </w:r>
-          </w:p>
-        </w:tc>
-      </w:tr>
-      <w:tr>
-        <w:tblPrEx>
-          <w:tblBorders>
-            <w:top w:val="single" w:color="auto" w:sz="4" w:space="0"/>
-            <w:left w:val="single" w:color="auto" w:sz="4" w:space="0"/>
-            <w:bottom w:val="single" w:color="auto" w:sz="4" w:space="0"/>
-            <w:right w:val="single" w:color="auto" w:sz="4" w:space="0"/>
-            <w:insideH w:val="none" w:color="auto" w:sz="0" w:space="0"/>
-            <w:insideV w:val="none" w:color="auto" w:sz="0" w:space="0"/>
-          </w:tblBorders>
-          <w:tblCellMar>
-            <w:top w:w="0" w:type="dxa"/>
-            <w:left w:w="108" w:type="dxa"/>
-            <w:bottom w:w="0" w:type="dxa"/>
-            <w:right w:w="108" w:type="dxa"/>
-          </w:tblCellMar>
-        </w:tblPrEx>
-        <w:trPr>
-          <w:trHeight w:val="265" w:hRule="atLeast"/>
-        </w:trPr>
-        <w:tc>
-          <w:tcPr>
-            <w:tcW w:w="3519" w:type="dxa"/>
-            <w:tcBorders>
-              <w:top w:val="dotted" w:color="auto" w:sz="4" w:space="0"/>
-              <w:bottom w:val="dotted" w:color="auto" w:sz="4" w:space="0"/>
-              <w:right w:val="dotted" w:color="auto" w:sz="4" w:space="0"/>
-            </w:tcBorders>
-            <w:vAlign w:val="center"/>
-          </w:tcPr>
-          <w:p>
-            <w:pPr>
-              <w:keepNext w:val="0"/>
-              <w:keepLines w:val="0"/>
-              <w:pageBreakBefore w:val="0"/>
-              <w:widowControl w:val="0"/>
-              <w:numPr>
-                <w:ilvl w:val="1"/>
-                <w:numId w:val="0"/>
-              </w:numPr>
-              <w:kinsoku/>
-              <w:wordWrap/>
-              <w:overflowPunct/>
-              <w:topLinePunct w:val="0"/>
-              <w:autoSpaceDE/>
-              <w:autoSpaceDN/>
-              <w:bidi w:val="0"/>
-              <w:adjustRightInd/>
-              <w:snapToGrid/>
-              <w:spacing w:line="300" w:lineRule="auto"/>
-              <w:jc w:val="left"/>
-              <w:textAlignment w:val="auto"/>
-              <w:rPr>
-                <w:rFonts w:hint="eastAsia" w:hAnsi="Arial"/>
-                <w:b/>
-                <w:sz w:val="24"/>
-              </w:rPr>
-              <w:ind w:left="420" w:hanging="420"/>
-            </w:pPr>
-            <w:r>
-              <w:rPr>
-                <w:rFonts w:ascii="Arial" w:hAnsi="Arial" w:eastAsia="Arial" w:cs="Arial"/>
-                <w:b/>
-                <w:sz w:val="19"/>
-                <w:szCs w:val="19"/>
-              </w:rPr>
-              <w:t xml:space="preserve">2.5</w:t>
-              <w:tab/>
-            </w:r>
-            <w:r>
-              <w:rPr>
-                <w:rFonts w:ascii="Arial" w:hAnsi="Arial" w:eastAsia="Arial" w:cs="Arial"/>
-                <w:b/>
-                <w:sz w:val="19"/>
-                <w:szCs w:val="19"/>
-              </w:rPr>
-              <w:t xml:space="preserve">Precautionary Statements:</w:t>
-            </w:r>
-          </w:p>
-        </w:tc>
-        <w:tc>
-          <w:tcPr>
-            <w:tcW w:w="6276" w:type="dxa"/>
-            <w:tcBorders>
-              <w:top w:val="dotted" w:color="auto" w:sz="4" w:space="0"/>
-              <w:left w:val="dotted" w:color="auto" w:sz="4" w:space="0"/>
-              <w:bottom w:val="dotted" w:color="auto" w:sz="4" w:space="0"/>
-            </w:tcBorders>
-            <w:vAlign w:val="center"/>
-          </w:tcPr>
-          <w:p>
-            <w:pPr>
-              <w:jc w:val="left"/>
-            </w:pPr>
-            <w:r>
-              <w:rPr>
-                <w:rFonts w:ascii="Arial" w:hAnsi="Arial" w:eastAsia="Arial" w:cs="Arial"/>
-                <w:b/>
-                <w:sz w:val="19"/>
-                <w:szCs w:val="19"/>
+          <w:p>
+            <w:pPr>
+              <w:spacing w:line="300" w:lineRule="auto"/>
+            </w:pPr>
+            <w:r>
+              <w:rPr>
+                <w:rFonts w:ascii="Arial" w:hAnsi="Arial"/>
+                <w:sz w:val="19"/>
+                <w:b/>
+              </w:rPr>
+              <w:t xml:space="preserve">Signal word:</w:t>
+            </w:r>
+            <w:r>
+              <w:rPr>
+                <w:rFonts w:ascii="Arial" w:hAnsi="Arial"/>
+                <w:sz w:val="19"/>
+              </w:rPr>
+              <w:t xml:space="preserve"> Danger</w:t>
+            </w:r>
+          </w:p>
+          <w:p>
+            <w:pPr>
+              <w:spacing w:line="300" w:lineRule="auto"/>
+            </w:pPr>
+            <w:r>
+              <w:rPr>
+                <w:rFonts w:ascii="Arial" w:hAnsi="Arial"/>
+                <w:sz w:val="19"/>
+                <w:b/>
+              </w:rPr>
+              <w:t xml:space="preserve">Hazard statements:</w:t>
+            </w:r>
+          </w:p>
+          <w:p>
+            <w:pPr>
+              <w:spacing w:line="300" w:lineRule="auto"/>
+              <w:ind w:left="480"/>
+            </w:pPr>
+            <w:r>
+              <w:rPr>
+                <w:rFonts w:ascii="Arial" w:hAnsi="Arial"/>
+                <w:sz w:val="19"/>
+              </w:rPr>
+              <w:t xml:space="preserve">H316 Causes mild skin irritation.</w:t>
+            </w:r>
+          </w:p>
+          <w:p>
+            <w:pPr>
+              <w:spacing w:line="300" w:lineRule="auto"/>
+              <w:ind w:left="480"/>
+            </w:pPr>
+            <w:r>
+              <w:rPr>
+                <w:rFonts w:ascii="Arial" w:hAnsi="Arial"/>
+                <w:sz w:val="19"/>
+              </w:rPr>
+              <w:t xml:space="preserve">H320 Causes eye irritation.</w:t>
+            </w:r>
+          </w:p>
+          <w:p>
+            <w:pPr>
+              <w:spacing w:line="300" w:lineRule="auto"/>
+              <w:ind w:left="480"/>
+            </w:pPr>
+            <w:r>
+              <w:rPr>
+                <w:rFonts w:ascii="Arial" w:hAnsi="Arial"/>
+                <w:sz w:val="19"/>
+              </w:rPr>
+              <w:t xml:space="preserve">H332 Harmful if inhaled.</w:t>
+            </w:r>
+          </w:p>
+          <w:p>
+            <w:pPr>
+              <w:spacing w:line="300" w:lineRule="auto"/>
+              <w:ind w:left="480"/>
+            </w:pPr>
+            <w:r>
+              <w:rPr>
+                <w:rFonts w:ascii="Arial" w:hAnsi="Arial"/>
+                <w:sz w:val="19"/>
+              </w:rPr>
+              <w:t xml:space="preserve">H360 May damage fertility or the unborn child.</w:t>
+            </w:r>
+          </w:p>
+          <w:p>
+            <w:pPr>
+              <w:spacing w:line="300" w:lineRule="auto"/>
+              <w:ind w:left="480"/>
+            </w:pPr>
+            <w:r>
+              <w:rPr>
+                <w:rFonts w:ascii="Arial" w:hAnsi="Arial"/>
+                <w:sz w:val="19"/>
+              </w:rPr>
+              <w:t xml:space="preserve">H370 Causes damage to organs.</w:t>
+            </w:r>
+          </w:p>
+          <w:p>
+            <w:pPr>
+              <w:spacing w:line="300" w:lineRule="auto"/>
+              <w:ind w:left="480"/>
+            </w:pPr>
+            <w:r>
+              <w:rPr>
+                <w:rFonts w:ascii="Arial" w:hAnsi="Arial"/>
+                <w:sz w:val="19"/>
+              </w:rPr>
+              <w:t xml:space="preserve">H373 May cause damage to organs (Liver) through prolonged or repeated exposure.</w:t>
+            </w:r>
+          </w:p>
+          <w:p>
+            <w:pPr>
+              <w:spacing w:line="300" w:lineRule="auto"/>
+            </w:pPr>
+            <w:r>
+              <w:rPr>
+                <w:rFonts w:ascii="Arial" w:hAnsi="Arial"/>
+                <w:sz w:val="19"/>
+                <w:b/>
+              </w:rPr>
+              <w:t xml:space="preserve">Precautionary statements:</w:t>
+            </w:r>
+          </w:p>
+          <w:p>
+            <w:pPr>
+              <w:spacing w:line="300" w:lineRule="auto"/>
+              <w:ind w:left="480"/>
+            </w:pPr>
+            <w:r>
+              <w:rPr>
+                <w:rFonts w:ascii="Arial" w:hAnsi="Arial"/>
+                <w:sz w:val="19"/>
+                <w:b/>
               </w:rPr>
               <w:t xml:space="preserve">Prevention:</w:t>
             </w:r>
           </w:p>
           <w:p>
             <w:pPr>
-              <w:jc w:val="left"/>
-            </w:pPr>
-            <w:r>
-              <w:rPr>
-                <w:rFonts w:ascii="Arial" w:hAnsi="Arial" w:eastAsia="Arial" w:cs="Arial"/>
-                <w:sz w:val="19"/>
-                <w:szCs w:val="19"/>
-              </w:rPr>
-              <w:t xml:space="preserve">P201: Obtain special instructions before use.</w:t>
-            </w:r>
-          </w:p>
-          <w:p>
-            <w:pPr>
-              <w:jc w:val="left"/>
-            </w:pPr>
-            <w:r>
-              <w:rPr>
-                <w:rFonts w:ascii="Arial" w:hAnsi="Arial" w:eastAsia="Arial" w:cs="Arial"/>
-                <w:sz w:val="19"/>
-                <w:szCs w:val="19"/>
-              </w:rPr>
-              <w:t xml:space="preserve">P202: Do not handle until all safety precautions have been read and understood.</w:t>
-            </w:r>
-          </w:p>
-          <w:p>
-            <w:pPr>
-              <w:jc w:val="left"/>
-            </w:pPr>
-            <w:r>
-              <w:rPr>
-                <w:rFonts w:ascii="Arial" w:hAnsi="Arial" w:eastAsia="Arial" w:cs="Arial"/>
-                <w:sz w:val="19"/>
-                <w:szCs w:val="19"/>
-              </w:rPr>
-              <w:t xml:space="preserve">P260: Do not breathe dust/fume/gas/mist/vapours/spray.</w:t>
-            </w:r>
-          </w:p>
-          <w:p>
-            <w:pPr>
-              <w:jc w:val="left"/>
-            </w:pPr>
-            <w:r>
-              <w:rPr>
-                <w:rFonts w:ascii="Arial" w:hAnsi="Arial" w:eastAsia="Arial" w:cs="Arial"/>
-                <w:sz w:val="19"/>
-                <w:szCs w:val="19"/>
-              </w:rPr>
-              <w:t xml:space="preserve">P264: Wash hands thoroughly after handling.</w:t>
-            </w:r>
-          </w:p>
-          <w:p>
-            <w:pPr>
-              <w:jc w:val="left"/>
-            </w:pPr>
-            <w:r>
-              <w:rPr>
-                <w:rFonts w:ascii="Arial" w:hAnsi="Arial" w:eastAsia="Arial" w:cs="Arial"/>
-                <w:sz w:val="19"/>
-                <w:szCs w:val="19"/>
-              </w:rPr>
-              <w:t xml:space="preserve">P270: Do not eat, drink or smoke when using this product.</w:t>
-            </w:r>
-          </w:p>
-          <w:p>
-            <w:pPr>
-              <w:jc w:val="left"/>
-            </w:pPr>
-            <w:r>
-              <w:rPr>
-                <w:rFonts w:ascii="Arial" w:hAnsi="Arial" w:eastAsia="Arial" w:cs="Arial"/>
-                <w:sz w:val="19"/>
-                <w:szCs w:val="19"/>
-              </w:rPr>
-              <w:t xml:space="preserve">P271: Use only outdoors or in a well-ventilated area.</w:t>
-            </w:r>
-          </w:p>
-          <w:p>
-            <w:pPr>
-              <w:jc w:val="left"/>
-            </w:pPr>
-            <w:r>
-              <w:rPr>
-                <w:rFonts w:ascii="Arial" w:hAnsi="Arial" w:eastAsia="Arial" w:cs="Arial"/>
-                <w:sz w:val="19"/>
-                <w:szCs w:val="19"/>
-              </w:rPr>
-              <w:t xml:space="preserve">P280: Wear protective gloves/protective clothing/eye protection/face protection.</w:t>
-            </w:r>
-          </w:p>
-          <w:p>
-            <w:pPr>
-              <w:jc w:val="left"/>
-            </w:pPr>
-            <w:r>
-              <w:rPr>
-                <w:rFonts w:ascii="Arial" w:hAnsi="Arial" w:eastAsia="Arial" w:cs="Arial"/>
-                <w:b/>
-                <w:sz w:val="19"/>
-                <w:szCs w:val="19"/>
+              <w:spacing w:line="300" w:lineRule="auto"/>
+              <w:ind w:left="960"/>
+            </w:pPr>
+            <w:r>
+              <w:rPr>
+                <w:rFonts w:ascii="Arial" w:hAnsi="Arial"/>
+                <w:sz w:val="19"/>
+              </w:rPr>
+              <w:t xml:space="preserve">        P201 Obtain special instructions before use.</w:t>
+            </w:r>
+          </w:p>
+          <w:p>
+            <w:pPr>
+              <w:spacing w:line="300" w:lineRule="auto"/>
+              <w:ind w:left="960"/>
+            </w:pPr>
+            <w:r>
+              <w:rPr>
+                <w:rFonts w:ascii="Arial" w:hAnsi="Arial"/>
+                <w:sz w:val="19"/>
+              </w:rPr>
+              <w:t xml:space="preserve">        P202 Do not handle until all safety precautions have been read and understood.</w:t>
+            </w:r>
+          </w:p>
+          <w:p>
+            <w:pPr>
+              <w:spacing w:line="300" w:lineRule="auto"/>
+              <w:ind w:left="960"/>
+            </w:pPr>
+            <w:r>
+              <w:rPr>
+                <w:rFonts w:ascii="Arial" w:hAnsi="Arial"/>
+                <w:sz w:val="19"/>
+              </w:rPr>
+              <w:t xml:space="preserve">        P260 Do not breathe dust/fume/gas/mist/vapours/spray.</w:t>
+            </w:r>
+          </w:p>
+          <w:p>
+            <w:pPr>
+              <w:spacing w:line="300" w:lineRule="auto"/>
+              <w:ind w:left="960"/>
+            </w:pPr>
+            <w:r>
+              <w:rPr>
+                <w:rFonts w:ascii="Arial" w:hAnsi="Arial"/>
+                <w:sz w:val="19"/>
+              </w:rPr>
+              <w:t xml:space="preserve">        P264 Wash hands thoroughly after handling.</w:t>
+            </w:r>
+          </w:p>
+          <w:p>
+            <w:pPr>
+              <w:spacing w:line="300" w:lineRule="auto"/>
+              <w:ind w:left="960"/>
+            </w:pPr>
+            <w:r>
+              <w:rPr>
+                <w:rFonts w:ascii="Arial" w:hAnsi="Arial"/>
+                <w:sz w:val="19"/>
+              </w:rPr>
+              <w:t xml:space="preserve">        P270 Do not eat, drink or smoke when using this product.</w:t>
+            </w:r>
+          </w:p>
+          <w:p>
+            <w:pPr>
+              <w:spacing w:line="300" w:lineRule="auto"/>
+              <w:ind w:left="960"/>
+            </w:pPr>
+            <w:r>
+              <w:rPr>
+                <w:rFonts w:ascii="Arial" w:hAnsi="Arial"/>
+                <w:sz w:val="19"/>
+              </w:rPr>
+              <w:t xml:space="preserve">        P271 Use only outdoors or in a well-ventilated area.</w:t>
+            </w:r>
+          </w:p>
+          <w:p>
+            <w:pPr>
+              <w:spacing w:line="300" w:lineRule="auto"/>
+              <w:ind w:left="960"/>
+            </w:pPr>
+            <w:r>
+              <w:rPr>
+                <w:rFonts w:ascii="Arial" w:hAnsi="Arial"/>
+                <w:sz w:val="19"/>
+              </w:rPr>
+              <w:t xml:space="preserve">        P280 Wear protective gloves/clothing/eye protection/face protection.</w:t>
+            </w:r>
+          </w:p>
+          <w:p>
+            <w:pPr>
+              <w:spacing w:line="300" w:lineRule="auto"/>
+              <w:ind w:left="480"/>
+            </w:pPr>
+            <w:r>
+              <w:rPr>
+                <w:rFonts w:ascii="Arial" w:hAnsi="Arial"/>
+                <w:sz w:val="19"/>
+                <w:b/>
               </w:rPr>
               <w:t xml:space="preserve">Response:</w:t>
             </w:r>
           </w:p>
           <w:p>
             <w:pPr>
-              <w:jc w:val="left"/>
-            </w:pPr>
-            <w:r>
-              <w:rPr>
-                <w:rFonts w:ascii="Arial" w:hAnsi="Arial" w:eastAsia="Arial" w:cs="Arial"/>
-                <w:sz w:val="19"/>
-                <w:szCs w:val="19"/>
-              </w:rPr>
-              <w:t xml:space="preserve">P304 + P340: IF INHALED: Remove person to fresh air and keep comfortable for breathing.</w:t>
-            </w:r>
-          </w:p>
-          <w:p>
-            <w:pPr>
-              <w:jc w:val="left"/>
-            </w:pPr>
-            <w:r>
-              <w:rPr>
-                <w:rFonts w:ascii="Arial" w:hAnsi="Arial" w:eastAsia="Arial" w:cs="Arial"/>
-                <w:sz w:val="19"/>
-                <w:szCs w:val="19"/>
-              </w:rPr>
-              <w:t xml:space="preserve">P305 + P351 + P338: IF IN EYES: Rinse cautiously with water for several minutes. Remove contact lenses, if present and easy to do. Continue rinsing.</w:t>
-            </w:r>
-          </w:p>
-          <w:p>
-            <w:pPr>
-              <w:jc w:val="left"/>
-            </w:pPr>
-            <w:r>
-              <w:rPr>
-                <w:rFonts w:ascii="Arial" w:hAnsi="Arial" w:eastAsia="Arial" w:cs="Arial"/>
-                <w:sz w:val="19"/>
-                <w:szCs w:val="19"/>
-              </w:rPr>
-              <w:t xml:space="preserve">P308 + P313: IF exposed or concerned: Get medical advice/attention.</w:t>
-            </w:r>
-          </w:p>
-          <w:p>
-            <w:pPr>
-              <w:jc w:val="left"/>
-            </w:pPr>
-            <w:r>
-              <w:rPr>
-                <w:rFonts w:ascii="Arial" w:hAnsi="Arial" w:eastAsia="Arial" w:cs="Arial"/>
-                <w:sz w:val="19"/>
-                <w:szCs w:val="19"/>
-              </w:rPr>
-              <w:t xml:space="preserve">P337 + P313: If eye irritation persists: Get medical advice/attention.</w:t>
-            </w:r>
-          </w:p>
-          <w:p>
-            <w:pPr>
-              <w:jc w:val="left"/>
-            </w:pPr>
-            <w:r>
-              <w:rPr>
-                <w:rFonts w:ascii="Arial" w:hAnsi="Arial" w:eastAsia="Arial" w:cs="Arial"/>
-                <w:sz w:val="19"/>
-                <w:szCs w:val="19"/>
-              </w:rPr>
-              <w:t xml:space="preserve">P370 + P378: In case of fire: Use water spray, alcohol-resistant foam, dry chemical or carbon dioxide to extinguish.</w:t>
-            </w:r>
-          </w:p>
-          <w:p>
-            <w:pPr>
-              <w:jc w:val="left"/>
-            </w:pPr>
-            <w:r>
-              <w:rPr>
-                <w:rFonts w:ascii="Arial" w:hAnsi="Arial" w:eastAsia="Arial" w:cs="Arial"/>
-                <w:b/>
-                <w:sz w:val="19"/>
-                <w:szCs w:val="19"/>
+              <w:spacing w:line="300" w:lineRule="auto"/>
+              <w:ind w:left="960"/>
+            </w:pPr>
+            <w:r>
+              <w:rPr>
+                <w:rFonts w:ascii="Arial" w:hAnsi="Arial"/>
+                <w:sz w:val="19"/>
+              </w:rPr>
+              <w:t xml:space="preserve">        P304+P340 IF INHALED: Remove person to fresh air and keep comfortable for breathing.</w:t>
+            </w:r>
+          </w:p>
+          <w:p>
+            <w:pPr>
+              <w:spacing w:line="300" w:lineRule="auto"/>
+              <w:ind w:left="960"/>
+            </w:pPr>
+            <w:r>
+              <w:rPr>
+                <w:rFonts w:ascii="Arial" w:hAnsi="Arial"/>
+                <w:sz w:val="19"/>
+              </w:rPr>
+              <w:t xml:space="preserve">        P305+P351+P338 IF IN EYES: Rinse cautiously with water for several minutes. Remove contact lenses, if present and easy to do. Continue rinsing.</w:t>
+            </w:r>
+          </w:p>
+          <w:p>
+            <w:pPr>
+              <w:spacing w:line="300" w:lineRule="auto"/>
+              <w:ind w:left="960"/>
+            </w:pPr>
+            <w:r>
+              <w:rPr>
+                <w:rFonts w:ascii="Arial" w:hAnsi="Arial"/>
+                <w:sz w:val="19"/>
+              </w:rPr>
+              <w:t xml:space="preserve">        P308+P313 IF exposed or concerned: Get medical advice/attention.</w:t>
+            </w:r>
+          </w:p>
+          <w:p>
+            <w:pPr>
+              <w:spacing w:line="300" w:lineRule="auto"/>
+              <w:ind w:left="960"/>
+            </w:pPr>
+            <w:r>
+              <w:rPr>
+                <w:rFonts w:ascii="Arial" w:hAnsi="Arial"/>
+                <w:sz w:val="19"/>
+              </w:rPr>
+              <w:t xml:space="preserve">        P337+P313 If eye irritation persists: Get medical advice/attention.</w:t>
+            </w:r>
+          </w:p>
+          <w:p>
+            <w:pPr>
+              <w:spacing w:line="300" w:lineRule="auto"/>
+              <w:ind w:left="960"/>
+            </w:pPr>
+            <w:r>
+              <w:rPr>
+                <w:rFonts w:ascii="Arial" w:hAnsi="Arial"/>
+                <w:sz w:val="19"/>
+              </w:rPr>
+              <w:t xml:space="preserve">        P370+P378 In case of fire: Use foam, dry powder or carbon dioxide to extinguish.</w:t>
+            </w:r>
+          </w:p>
+          <w:p>
+            <w:pPr>
+              <w:spacing w:line="300" w:lineRule="auto"/>
+              <w:ind w:left="480"/>
+            </w:pPr>
+            <w:r>
+              <w:rPr>
+                <w:rFonts w:ascii="Arial" w:hAnsi="Arial"/>
+                <w:sz w:val="19"/>
+                <w:b/>
               </w:rPr>
               <w:t xml:space="preserve">Storage:</w:t>
             </w:r>
           </w:p>
           <w:p>
             <w:pPr>
-              <w:jc w:val="left"/>
-            </w:pPr>
-            <w:r>
-              <w:rPr>
-                <w:rFonts w:ascii="Arial" w:hAnsi="Arial" w:eastAsia="Arial" w:cs="Arial"/>
-                <w:sz w:val="19"/>
-                <w:szCs w:val="19"/>
-              </w:rPr>
-              <w:t xml:space="preserve">P405: Store locked up.</w:t>
-            </w:r>
-          </w:p>
-          <w:p>
-            <w:pPr>
-              <w:jc w:val="left"/>
-            </w:pPr>
-            <w:r>
-              <w:rPr>
-                <w:rFonts w:ascii="Arial" w:hAnsi="Arial" w:eastAsia="Arial" w:cs="Arial"/>
-                <w:b/>
-                <w:sz w:val="19"/>
-                <w:szCs w:val="19"/>
+              <w:spacing w:line="300" w:lineRule="auto"/>
+              <w:ind w:left="960"/>
+            </w:pPr>
+            <w:r>
+              <w:rPr>
+                <w:rFonts w:ascii="Arial" w:hAnsi="Arial"/>
+                <w:sz w:val="19"/>
+              </w:rPr>
+              <w:t xml:space="preserve">        P405 Store locked up.</w:t>
+            </w:r>
+          </w:p>
+          <w:p>
+            <w:pPr>
+              <w:spacing w:line="300" w:lineRule="auto"/>
+              <w:ind w:left="480"/>
+            </w:pPr>
+            <w:r>
+              <w:rPr>
+                <w:rFonts w:ascii="Arial" w:hAnsi="Arial"/>
+                <w:sz w:val="19"/>
+                <w:b/>
               </w:rPr>
               <w:t xml:space="preserve">Disposal:</w:t>
             </w:r>
           </w:p>
           <w:p>
             <w:pPr>
-              <w:jc w:val="left"/>
-            </w:pPr>
-            <w:r>
-              <w:rPr>
-                <w:rFonts w:ascii="Arial" w:hAnsi="Arial" w:eastAsia="Arial" w:cs="Arial"/>
-                <w:sz w:val="19"/>
-                <w:szCs w:val="19"/>
-              </w:rPr>
-              <w:t xml:space="preserve">P501: Dispose of contents/container in accordance with local/regional/national/international regulations.</w:t>
-            </w:r>
-          </w:p>
-        </w:tc>
-      </w:tr>
-      <w:tr>
-        <w:tblPrEx>
-          <w:tblBorders>
-            <w:top w:val="single" w:color="auto" w:sz="4" w:space="0"/>
-            <w:left w:val="single" w:color="auto" w:sz="4" w:space="0"/>
-            <w:bottom w:val="single" w:color="auto" w:sz="4" w:space="0"/>
-            <w:right w:val="single" w:color="auto" w:sz="4" w:space="0"/>
-            <w:insideH w:val="none" w:color="auto" w:sz="0" w:space="0"/>
-            <w:insideV w:val="none" w:color="auto" w:sz="0" w:space="0"/>
-          </w:tblBorders>
-          <w:tblCellMar>
-            <w:top w:w="0" w:type="dxa"/>
-            <w:left w:w="108" w:type="dxa"/>
-            <w:bottom w:w="0" w:type="dxa"/>
-            <w:right w:w="108" w:type="dxa"/>
-          </w:tblCellMar>
-        </w:tblPrEx>
-        <w:trPr>
-          <w:trHeight w:val="265" w:hRule="atLeast"/>
-        </w:trPr>
-        <w:tc>
-          <w:tcPr>
-            <w:tcW w:w="3519" w:type="dxa"/>
-            <w:tcBorders>
-              <w:top w:val="dotted" w:color="auto" w:sz="4" w:space="0"/>
-              <w:bottom w:val="dotted" w:color="auto" w:sz="4" w:space="0"/>
-              <w:right w:val="dotted" w:color="auto" w:sz="4" w:space="0"/>
-            </w:tcBorders>
-            <w:vAlign w:val="center"/>
-          </w:tcPr>
-          <w:p>
-            <w:pPr>
-              <w:keepNext w:val="0"/>
-              <w:keepLines w:val="0"/>
-              <w:pageBreakBefore w:val="0"/>
-              <w:widowControl w:val="0"/>
-              <w:numPr>
-                <w:ilvl w:val="1"/>
-                <w:numId w:val="0"/>
-              </w:numPr>
-              <w:kinsoku/>
-              <w:wordWrap/>
-              <w:overflowPunct/>
-              <w:topLinePunct w:val="0"/>
-              <w:autoSpaceDE/>
-              <w:autoSpaceDN/>
-              <w:bidi w:val="0"/>
-              <w:adjustRightInd/>
-              <w:snapToGrid/>
-              <w:spacing w:line="300" w:lineRule="auto"/>
-              <w:jc w:val="left"/>
-              <w:textAlignment w:val="auto"/>
-              <w:rPr>
-                <w:rFonts w:hint="eastAsia" w:hAnsi="Arial"/>
-                <w:b/>
-                <w:sz w:val="24"/>
-              </w:rPr>
-              <w:ind w:left="420" w:hanging="420"/>
-            </w:pPr>
-            <w:r>
-              <w:rPr>
-                <w:rFonts w:ascii="Arial" w:hAnsi="Arial" w:eastAsia="Arial" w:cs="Arial"/>
-                <w:b/>
-                <w:sz w:val="19"/>
-                <w:szCs w:val="19"/>
-              </w:rPr>
-              <w:t xml:space="preserve">2.6</w:t>
-              <w:tab/>
-            </w:r>
-            <w:r>
-              <w:rPr>
-                <w:rFonts w:ascii="Arial" w:hAnsi="Arial" w:eastAsia="Arial" w:cs="Arial"/>
-                <w:b/>
-                <w:sz w:val="19"/>
-                <w:szCs w:val="19"/>
+              <w:spacing w:line="300" w:lineRule="auto"/>
+              <w:ind w:left="960"/>
+            </w:pPr>
+            <w:r>
+              <w:rPr>
+                <w:rFonts w:ascii="Arial" w:hAnsi="Arial"/>
+                <w:sz w:val="19"/>
+              </w:rPr>
+              <w:t xml:space="preserve">        P501 Dispose of contents/container in accordance with local regulations.</w:t>
+            </w:r>
+          </w:p>
+          <w:p>
+            <w:pPr>
+              <w:spacing w:line="300" w:lineRule="auto"/>
+            </w:pPr>
+            <w:r>
+              <w:rPr>
+                <w:rFonts w:ascii="Arial" w:hAnsi="Arial"/>
+                <w:sz w:val="19"/>
+                <w:b/>
               </w:rPr>
               <w:t xml:space="preserve">Other Hazards:</w:t>
             </w:r>
-          </w:p>
-        </w:tc>
-        <w:tc>
-          <w:tcPr>
-            <w:tcW w:w="6276" w:type="dxa"/>
-            <w:tcBorders>
-              <w:top w:val="dotted" w:color="auto" w:sz="4" w:space="0"/>
-              <w:left w:val="dotted" w:color="auto" w:sz="4" w:space="0"/>
-              <w:bottom w:val="dotted" w:color="auto" w:sz="4" w:space="0"/>
-            </w:tcBorders>
-            <w:vAlign w:val="center"/>
-          </w:tcPr>
-          <w:p>
-            <w:pPr>
-              <w:keepNext w:val="0"/>
-              <w:keepLines w:val="0"/>
-              <w:pageBreakBefore w:val="0"/>
-              <w:widowControl w:val="0"/>
-              <w:kinsoku/>
-              <w:wordWrap/>
-              <w:overflowPunct/>
-              <w:topLinePunct w:val="0"/>
-              <w:autoSpaceDE/>
-              <w:autoSpaceDN/>
-              <w:bidi w:val="0"/>
-              <w:adjustRightInd/>
-              <w:snapToGrid/>
-              <w:spacing w:line="300" w:lineRule="auto"/>
-              <w:textAlignment w:val="auto"/>
-              <w:rPr>
-                <w:rFonts w:hint="default"/>
-                <w:sz w:val="24"/>
-                <w:szCs w:val="24"/>
-                <w:lang w:val="en-US" w:eastAsia="zh-CN"/>
-              </w:rPr>
-              <w:jc w:val="left"/>
-            </w:pPr>
-            <w:r>
-              <w:rPr>
-                <w:bCs w:val="0"/>
-                <w:lang w:val="en-US" w:eastAsia="zh-CN"/>
-                <w:rFonts w:ascii="Arial" w:hAnsi="Arial" w:eastAsia="Arial" w:cs="Arial"/>
-                <w:sz w:val="19"/>
-                <w:szCs w:val="19"/>
-              </w:rPr>
-              <w:t>No applicable information.</w:t>
+            <w:r>
+              <w:rPr>
+                <w:rFonts w:ascii="Arial" w:hAnsi="Arial"/>
+                <w:sz w:val="19"/>
+              </w:rPr>
+              <w:t xml:space="preserve"> No applicable information.</w:t>
             </w:r>
           </w:p>
         </w:tc>

--- a/算法训练材料/PU-202C/PU-202C msds_EN Guanzhi.docx
+++ b/算法训练材料/PU-202C/PU-202C msds_EN Guanzhi.docx
@@ -1215,7 +1215,7 @@
           </w:p>
           <w:p>
             <w:pPr>
-              <w:spacing w:line="300" w:lineRule="auto"/>
+              <w:spacing w:line="300" w:lineRule="auto" w:before="240"/>
             </w:pPr>
             <w:r>
               <w:rPr>
@@ -1241,7 +1241,7 @@
           </w:p>
           <w:p>
             <w:pPr>
-              <w:jc w:val="center"/>
+              <w:jc w:val="left"/>
             </w:pPr>
             <w:r>
               <w:drawing>
@@ -1344,7 +1344,7 @@
           </w:p>
           <w:p>
             <w:pPr>
-              <w:spacing w:line="300" w:lineRule="auto"/>
+              <w:spacing w:line="300" w:lineRule="auto" w:before="240"/>
             </w:pPr>
             <w:r>
               <w:rPr>
@@ -1435,7 +1435,7 @@
           </w:p>
           <w:p>
             <w:pPr>
-              <w:spacing w:line="300" w:lineRule="auto"/>
+              <w:spacing w:line="300" w:lineRule="auto" w:before="240"/>
             </w:pPr>
             <w:r>
               <w:rPr>
@@ -1686,7 +1686,7 @@
           </w:p>
           <w:p>
             <w:pPr>
-              <w:spacing w:line="300" w:lineRule="auto"/>
+              <w:spacing w:line="300" w:lineRule="auto" w:before="240"/>
             </w:pPr>
             <w:r>
               <w:rPr>
@@ -1694,7 +1694,7 @@
                 <w:sz w:val="19"/>
                 <w:b/>
               </w:rPr>
-              <w:t xml:space="preserve">Other Hazards:</w:t>
+              <w:t xml:space="preserve">2.3 Other hazards:</w:t>
             </w:r>
             <w:r>
               <w:rPr>
